--- a/vvdn/protocols/spi/README.docx
+++ b/vvdn/protocols/spi/README.docx
@@ -2334,6 +2334,57 @@
           <w:sz w:val="21"/>
           <w:u w:val="single"/>
         </w:rPr>
+        <w:t>**`spi-circuit-and-hardware-connections.md`**</w:t>
+      </w:r>
+      <w:r>
+        <w:rPr>
+          <w:color w:val="282C34"/>
+          <w:sz w:val="21"/>
+        </w:rPr>
+        <w:t xml:space="preserve"> (</w:t>
+      </w:r>
+      <w:r>
+        <w:rPr>
+          <w:color w:val="0066CC"/>
+          <w:sz w:val="21"/>
+          <w:u w:val="single"/>
+        </w:rPr>
+        <w:t>Word DOCX</w:t>
+      </w:r>
+      <w:r>
+        <w:rPr>
+          <w:color w:val="282C34"/>
+          <w:sz w:val="21"/>
+        </w:rPr>
+        <w:t>):</w:t>
+      </w:r>
+    </w:p>
+    <w:p>
+      <w:pPr>
+        <w:pStyle w:val="ListBullet"/>
+        <w:spacing w:after="40"/>
+        <w:ind w:left="720"/>
+      </w:pPr>
+      <w:r>
+        <w:rPr>
+          <w:color w:val="282C34"/>
+          <w:sz w:val="21"/>
+        </w:rPr>
+        <w:t>Practical circuit schematics: Single-slave with damping resistors, multi-slave dedicated CS# star routing, multi-slave shift-register daisy-chaining, high-speed Quad-SPI (QSPI) NOR Flash (W25Q128JV), and galvanically isolated SPI barriers (ADuM3401/ISO7741).</w:t>
+      </w:r>
+    </w:p>
+    <w:p>
+      <w:pPr>
+        <w:pStyle w:val="ListNumber"/>
+        <w:spacing w:after="40"/>
+        <w:ind w:left="360"/>
+      </w:pPr>
+      <w:r>
+        <w:rPr>
+          <w:color w:val="0066CC"/>
+          <w:sz w:val="21"/>
+          <w:u w:val="single"/>
+        </w:rPr>
         <w:t>**`spi-frame-analysis.md`**</w:t>
       </w:r>
       <w:r>

--- a/vvdn/protocols/spi/README.docx
+++ b/vvdn/protocols/spi/README.docx
@@ -241,7 +241,7 @@
           <w:color w:val="282C34"/>
           <w:sz w:val="21"/>
         </w:rPr>
-        <w:t>Chip Select ($\overline{\text{CS}}$ / $\overline{\text{SS}}$)</w:t>
+        <w:t>Chip Select (NOT(CS) / NOT(SS))</w:t>
       </w:r>
       <w:r>
         <w:rPr>
@@ -278,7 +278,7 @@
           <w:color w:val="282C34"/>
           <w:sz w:val="21"/>
         </w:rPr>
-        <w:t>$1\,\text{MHz}$ up to $50\,\text{MHz}, 80\,\text{MHz}, \text{and } 100+\,\text{MHz}$</w:t>
+        <w:t>1 MHz up to 50 MHz, 80 MHz, and 100+ MHz</w:t>
       </w:r>
       <w:r>
         <w:rPr>
@@ -579,22 +579,7 @@
                 <w:color w:val="282C34"/>
                 <w:sz w:val="20"/>
               </w:rPr>
-              <w:t xml:space="preserve">) account for over </w:t>
-            </w:r>
-            <w:r>
-              <w:rPr>
-                <w:i/>
-                <w:color w:val="145AA0"/>
-                <w:sz w:val="20"/>
-              </w:rPr>
-              <w:t>95\%</w:t>
-            </w:r>
-            <w:r>
-              <w:rPr>
-                <w:color w:val="282C34"/>
-                <w:sz w:val="20"/>
-              </w:rPr>
-              <w:t xml:space="preserve"> of all commercial sensors, Flash memories, and microcontrollers. Both modes share the critical property of </w:t>
+              <w:t xml:space="preserve">) account for over 95\% of all commercial sensors, Flash memories, and microcontrollers. Both modes share the critical property of </w:t>
             </w:r>
             <w:r>
               <w:rPr>
@@ -738,22 +723,7 @@
           <w:color w:val="282C34"/>
           <w:sz w:val="21"/>
         </w:rPr>
-        <w:t>: Reconfigures MOSI and MISO as bidirectional data lines (</w:t>
-      </w:r>
-      <w:r>
-        <w:rPr>
-          <w:i/>
-          <w:color w:val="145AA0"/>
-          <w:sz w:val="21"/>
-        </w:rPr>
-        <w:t>IO_0, IO_1</w:t>
-      </w:r>
-      <w:r>
-        <w:rPr>
-          <w:color w:val="282C34"/>
-          <w:sz w:val="21"/>
-        </w:rPr>
-        <w:t>) to double transfer throughput.</w:t>
+        <w:t>: Reconfigures MOSI and MISO as bidirectional data lines (IO_0, IO_1) to double transfer throughput.</w:t>
       </w:r>
     </w:p>
     <w:p>
@@ -775,22 +745,7 @@
           <w:color w:val="282C34"/>
           <w:sz w:val="21"/>
         </w:rPr>
-        <w:t>: Utilizes 4 bidirectional data lines (</w:t>
-      </w:r>
-      <w:r>
-        <w:rPr>
-          <w:i/>
-          <w:color w:val="145AA0"/>
-          <w:sz w:val="21"/>
-        </w:rPr>
-        <w:t>IO_0 \dots IO_3</w:t>
-      </w:r>
-      <w:r>
-        <w:rPr>
-          <w:color w:val="282C34"/>
-          <w:sz w:val="21"/>
-        </w:rPr>
-        <w:t xml:space="preserve">) to stream a 32-bit word in just 8 clock cycles. Enables </w:t>
+        <w:t xml:space="preserve">: Utilizes 4 bidirectional data lines (IO_0 ... IO_3) to stream a 32-bit word in just 8 clock cycles. Enables </w:t>
       </w:r>
       <w:r>
         <w:rPr>
@@ -827,22 +782,7 @@
           <w:color w:val="282C34"/>
           <w:sz w:val="21"/>
         </w:rPr>
-        <w:t>: Employs 8 bidirectional data lines (</w:t>
-      </w:r>
-      <w:r>
-        <w:rPr>
-          <w:i/>
-          <w:color w:val="145AA0"/>
-          <w:sz w:val="21"/>
-        </w:rPr>
-        <w:t>IO_0 \dots IO_7</w:t>
-      </w:r>
-      <w:r>
-        <w:rPr>
-          <w:color w:val="282C34"/>
-          <w:sz w:val="21"/>
-        </w:rPr>
-        <w:t xml:space="preserve">) operating in </w:t>
+        <w:t xml:space="preserve">: Employs 8 bidirectional data lines (IO_0 ... IO_7) operating in </w:t>
       </w:r>
       <w:r>
         <w:rPr>
@@ -865,7 +805,7 @@
           <w:color w:val="282C34"/>
           <w:sz w:val="21"/>
         </w:rPr>
-        <w:t>$200\,\text{MB/s} \dots 400\,\text{MB/s}$</w:t>
+        <w:t>200 MB/s ... 400 MB/s</w:t>
       </w:r>
       <w:r>
         <w:rPr>
@@ -2274,52 +2214,7 @@
           <w:color w:val="282C34"/>
           <w:sz w:val="21"/>
         </w:rPr>
-        <w:t>AC timing parameter equations (</w:t>
-      </w:r>
-      <w:r>
-        <w:rPr>
-          <w:i/>
-          <w:color w:val="145AA0"/>
-          <w:sz w:val="21"/>
-        </w:rPr>
-        <w:t>t_{SU, t_H, t_{CO</w:t>
-      </w:r>
-      <w:r>
-        <w:rPr>
-          <w:color w:val="282C34"/>
-          <w:sz w:val="21"/>
-        </w:rPr>
-        <w:t>), round-trip propagation delay budgets, maximum safe clock frequency derivation (</w:t>
-      </w:r>
-      <w:r>
-        <w:rPr>
-          <w:i/>
-          <w:color w:val="145AA0"/>
-          <w:sz w:val="21"/>
-        </w:rPr>
-        <w:t>f_{max</w:t>
-      </w:r>
-      <w:r>
-        <w:rPr>
-          <w:color w:val="282C34"/>
-          <w:sz w:val="21"/>
-        </w:rPr>
-        <w:t>), galvanic isolator delays, transmission line reflections, and series damping resistor sizing (</w:t>
-      </w:r>
-      <w:r>
-        <w:rPr>
-          <w:i/>
-          <w:color w:val="145AA0"/>
-          <w:sz w:val="21"/>
-        </w:rPr>
-        <w:t>22\,\Omega - 47\,\Omega</w:t>
-      </w:r>
-      <w:r>
-        <w:rPr>
-          <w:color w:val="282C34"/>
-          <w:sz w:val="21"/>
-        </w:rPr>
-        <w:t>).</w:t>
+        <w:t>AC timing parameter equations (t_SU, t_H, t_CO), round-trip propagation delay budgets, maximum safe clock frequency derivation (f_max), galvanic isolator delays, transmission line reflections, and series damping resistor sizing (22 Ω - 47 Ω).</w:t>
       </w:r>
     </w:p>
     <w:p>
